--- a/NB_Tech_Sys/NB_Tech_Sys_Document.docx
+++ b/NB_Tech_Sys/NB_Tech_Sys_Document.docx
@@ -334,7 +334,7 @@
               <w:rPr>
                 <w:sz w:val="18"/>
               </w:rPr>
-              <w:t>メインアプリケーション（約800行）</w:t>
+              <w:t>メインアプリケーション（約1000行）</w:t>
             </w:r>
           </w:p>
         </w:tc>
@@ -1454,7 +1454,7 @@
               <w:rPr>
                 <w:sz w:val="18"/>
               </w:rPr>
-              <w:t>llama3.1:8b</w:t>
+              <w:t>qwen2.5:3b</w:t>
             </w:r>
           </w:p>
         </w:tc>
@@ -1480,7 +1480,7 @@
               <w:rPr>
                 <w:sz w:val="18"/>
               </w:rPr>
-              <w:t>約4.9GB</w:t>
+              <w:t>約5GB</w:t>
             </w:r>
           </w:p>
         </w:tc>
@@ -1509,7 +1509,7 @@
               <w:rPr>
                 <w:sz w:val="18"/>
               </w:rPr>
-              <w:t>intfloat/multilingual-e5-large</w:t>
+              <w:t>intfloat/multilingual-e5-base</w:t>
             </w:r>
           </w:p>
         </w:tc>
@@ -1537,7 +1537,7 @@
               <w:rPr>
                 <w:sz w:val="18"/>
               </w:rPr>
-              <w:t>約2.2GB</w:t>
+              <w:t>約1GB</w:t>
             </w:r>
           </w:p>
         </w:tc>
@@ -1609,7 +1609,7 @@
         <w:pStyle w:val="ListBullet"/>
       </w:pPr>
       <w:r>
-        <w:t>検索パラメータ: similarity_top_k=5</w:t>
+        <w:t>検索パラメータ: similarity_top_k=3</w:t>
       </w:r>
     </w:p>
     <w:p>
@@ -1638,7 +1638,7 @@
     </w:p>
     <w:p>
       <w:r>
-        <w:t>Ollama が llama3.1:8b モデルを実行し、検索結果をコンテキストとして回答を生成します。埋め込みには HuggingFace の multilingual-e5-large を使用し、多言語に対応しています。</w:t>
+        <w:t>Ollama が qwen2.5:3b モデルを実行し、検索結果をコンテキストとして回答を生成します。埋め込みには HuggingFace の multilingual-e5-base を使用し、多言語に対応しています。</w:t>
       </w:r>
     </w:p>
     <w:p>
@@ -1646,7 +1646,15 @@
         <w:pStyle w:val="ListBullet"/>
       </w:pPr>
       <w:r>
-        <w:t>LLM 温度パラメータ: 0.0（確定的な応答）</w:t>
+        <w:t>LLM 温度パラメータ: 0.1（ほぼ確定的な応答）</w:t>
+      </w:r>
+    </w:p>
+    <w:p>
+      <w:pPr>
+        <w:pStyle w:val="ListBullet"/>
+      </w:pPr>
+      <w:r>
+        <w:t>コンテキストウィンドウ: num_ctx=4096</w:t>
       </w:r>
     </w:p>
     <w:p>
@@ -1662,7 +1670,7 @@
         <w:pStyle w:val="ListBullet"/>
       </w:pPr>
       <w:r>
-        <w:t>リクエストタイムアウト: 120秒</w:t>
+        <w:t>リクエストタイムアウト: 300秒</w:t>
       </w:r>
     </w:p>
     <w:p>
@@ -1917,7 +1925,7 @@
               <w:rPr>
                 <w:sz w:val="18"/>
               </w:rPr>
-              <w:t>multilingual-e5-large（約2.2GB）を事前ダウンロード</w:t>
+              <w:t>multilingual-e5-base（約1GB）を事前ダウンロード</w:t>
             </w:r>
           </w:p>
         </w:tc>
@@ -2002,7 +2010,7 @@
               <w:rPr>
                 <w:sz w:val="18"/>
               </w:rPr>
-              <w:t>llama3.1:8b（約4.9GB）を Ollama 経由でダウンロード</w:t>
+              <w:t>qwen2.5:3b（約5GB）を Ollama 経由でダウンロード</w:t>
             </w:r>
           </w:p>
         </w:tc>
@@ -2589,7 +2597,7 @@
               <w:rPr>
                 <w:sz w:val="18"/>
               </w:rPr>
-              <w:t>Ollama（llama3.1:8b）が検索結果をコンテキストとして回答を生成</w:t>
+              <w:t>Ollama（qwen2.5:3b）が検索結果をコンテキストとして回答を生成</w:t>
             </w:r>
           </w:p>
         </w:tc>
@@ -2957,7 +2965,15 @@
         <w:pStyle w:val="ListBullet"/>
       </w:pPr>
       <w:r>
-        <w:t>ファイルアップロード領域（PDF / DOCX / PPTX / TXT 対応）</w:t>
+        <w:t>ファイルアップロード領域（PDF / DOCX / PPTX / TXT 対応、ドラッグ＆ドロップ可）</w:t>
+      </w:r>
+    </w:p>
+    <w:p>
+      <w:pPr>
+        <w:pStyle w:val="ListBullet"/>
+      </w:pPr>
+      <w:r>
+        <w:t>アップロード完了後にアップローダーを自動クリア（同名ファイルの再登録防止）</w:t>
       </w:r>
     </w:p>
     <w:p>
@@ -2981,6 +2997,14 @@
         <w:pStyle w:val="ListBullet"/>
       </w:pPr>
       <w:r>
+        <w:t>✕ ボタンによるソース個別削除（インデックス内の孤立ノードはフィルタで除外）</w:t>
+      </w:r>
+    </w:p>
+    <w:p>
+      <w:pPr>
+        <w:pStyle w:val="ListBullet"/>
+      </w:pPr>
+      <w:r>
         <w:t>選択件数バッジ（例: 「3/5 件選択中」）</w:t>
       </w:r>
     </w:p>
@@ -2989,7 +3013,7 @@
         <w:pStyle w:val="ListBullet"/>
       </w:pPr>
       <w:r>
-        <w:t>全ドキュメント削除ボタン（インデックスも同時削除）</w:t>
+        <w:t>「すべてクリア」ボタン（ドキュメント・インデックス・会話を全削除）</w:t>
       </w:r>
     </w:p>
     <w:p>
@@ -2997,7 +3021,7 @@
         <w:pStyle w:val="ListBullet"/>
       </w:pPr>
       <w:r>
-        <w:t>会話クリアボタン（ドキュメントは保持）</w:t>
+        <w:t>「会話をクリア」ボタン（ドキュメントは保持し会話のみ削除）</w:t>
       </w:r>
     </w:p>
     <w:p>
@@ -3130,7 +3154,7 @@
               <w:rPr>
                 <w:sz w:val="18"/>
               </w:rPr>
-              <w:t>アップロードされた全ドキュメントの要約を自動生成</w:t>
+              <w:t>全ドキュメントの要約を200文字程度で生成</w:t>
             </w:r>
           </w:p>
         </w:tc>
@@ -3160,7 +3184,7 @@
               <w:rPr>
                 <w:sz w:val="18"/>
               </w:rPr>
-              <w:t>ドキュメントに基づく想定 Q&amp;A を5件生成</w:t>
+              <w:t>ドキュメントに基づく想定 Q&amp;A を生成（各回答200文字程度）</w:t>
             </w:r>
           </w:p>
         </w:tc>
@@ -3188,7 +3212,7 @@
               <w:rPr>
                 <w:sz w:val="18"/>
               </w:rPr>
-              <w:t>ドキュメントから仕様・スペック情報を抽出してリスト化</w:t>
+              <w:t>仕様・スペック情報を200文字程度で箇条書き抽出</w:t>
             </w:r>
           </w:p>
         </w:tc>
@@ -3218,12 +3242,18 @@
               <w:rPr>
                 <w:sz w:val="18"/>
               </w:rPr>
-              <w:t>よくあるエラーと対処法を一覧生成</w:t>
+              <w:t>よくあるエラーと対処法を200文字程度で一覧生成</w:t>
             </w:r>
           </w:p>
         </w:tc>
       </w:tr>
     </w:tbl>
+    <w:p/>
+    <w:p>
+      <w:r>
+        <w:t>クイックアクションの結果はスタジオパネル内ではなく、中央のチャットパネルに通常の会話と同じ形式で表示されます。</w:t>
+      </w:r>
+    </w:p>
     <w:p/>
     <w:p>
       <w:r>
@@ -4534,7 +4564,7 @@
               <w:rPr>
                 <w:sz w:val="18"/>
               </w:rPr>
-              <w:t>約 7GB 以上</w:t>
+              <w:t>約 6GB 以上</w:t>
             </w:r>
           </w:p>
         </w:tc>
@@ -4548,7 +4578,7 @@
               <w:rPr>
                 <w:sz w:val="18"/>
               </w:rPr>
-              <w:t>埋め込みモデル 2.2GB + LLM 4.9GB + パッケージ類</w:t>
+              <w:t>埋め込みモデル 1GB + LLM 5GB + パッケージ類</w:t>
             </w:r>
           </w:p>
         </w:tc>
@@ -4728,7 +4758,7 @@
         <w:t xml:space="preserve">Step 4: </w:t>
       </w:r>
       <w:r>
-        <w:t>LLM モデル（llama3.1:8b）のダウンロードが完了すると「セットアップ完了!」と表示されます。</w:t>
+        <w:t>LLM モデル（qwen2.5:3b）のダウンロードが完了すると「セットアップ完了!」と表示されます。</w:t>
       </w:r>
     </w:p>
     <w:p>
@@ -4752,7 +4782,7 @@
         <w:t xml:space="preserve">注意: </w:t>
       </w:r>
       <w:r>
-        <w:t>初回セットアップには埋め込みモデル（約2.2GB）と LLM モデル（約4.9GB）のダウンロードが含まれるため、回線速度によっては時間がかかります。</w:t>
+        <w:t>初回セットアップには埋め込みモデル（約1GB）と LLM モデル（約5GB）のダウンロードが含まれるため、回線速度によっては時間がかかります。</w:t>
       </w:r>
     </w:p>
     <w:p>
@@ -4813,7 +4843,7 @@
         <w:pStyle w:val="ListBullet"/>
       </w:pPr>
       <w:r>
-        <w:t>アップロード完了後、自動的にインデックスが構築されます</w:t>
+        <w:t>アップロード完了後、自動的にインデックスが構築されアップローダーがクリアされます</w:t>
       </w:r>
     </w:p>
     <w:p>
@@ -4858,7 +4888,7 @@
     </w:p>
     <w:p>
       <w:r>
-        <w:t>右のスタジオパネルにある4つのボタンをクリックすると、ワンクリックで以下の操作が実行されます:</w:t>
+        <w:t>右のスタジオパネルにある4つのボタンをクリックすると、ワンクリックで以下の操作が実行され、結果はチャットパネルに表示されます（各200文字程度）:</w:t>
       </w:r>
     </w:p>
     <w:p>
@@ -4866,7 +4896,7 @@
         <w:pStyle w:val="ListBullet"/>
       </w:pPr>
       <w:r>
-        <w:t>要約生成 — 全ドキュメントの内容を要約</w:t>
+        <w:t>要約生成 — 全ドキュメントの内容を200文字程度で要約</w:t>
       </w:r>
     </w:p>
     <w:p>
@@ -4874,7 +4904,7 @@
         <w:pStyle w:val="ListBullet"/>
       </w:pPr>
       <w:r>
-        <w:t>FAQ 作成 — よくある質問と回答を5件生成</w:t>
+        <w:t>FAQ 作成 — よくある質問と回答を生成</w:t>
       </w:r>
     </w:p>
     <w:p>
@@ -4898,12 +4928,12 @@
         <w:pStyle w:val="Heading2"/>
       </w:pPr>
       <w:r>
-        <w:t>13.5 ソースの絞り込み</w:t>
+        <w:t>13.5 ソースの管理</w:t>
       </w:r>
     </w:p>
     <w:p>
       <w:r>
-        <w:t>左サイドバーで各ソースのチェックボックスをオン/オフすることで、特定のドキュメントのみを対象に質問できます。</w:t>
+        <w:t>左サイドバーで各ソースのチェックボックスをオン/オフすることで、特定のドキュメントのみを対象に質問できます。各ソースの右にある✕ボタンで個別に削除することも可能です。</w:t>
       </w:r>
     </w:p>
     <w:p>

--- a/NB_Tech_Sys/NB_Tech_Sys_Document.docx
+++ b/NB_Tech_Sys/NB_Tech_Sys_Document.docx
@@ -566,7 +566,7 @@
               <w:rPr>
                 <w:sz w:val="18"/>
               </w:rPr>
-              <w:t>HuggingFace 埋め込みモデルのキャッシュ（約2GB）</w:t>
+              <w:t>HuggingFace 埋め込みモデルのキャッシュ（約1GB）</w:t>
             </w:r>
           </w:p>
         </w:tc>
@@ -1593,7 +1593,7 @@
     </w:p>
     <w:p>
       <w:r>
-        <w:t>LlamaIndex の VectorStoreIndex を中核とする検索エンジン。アップロードされたドキュメントをチャンク化し、埋め込みモデルでベクトル化してインデックスに格納します。ユーザーの質問に対して類似度上位5件のチャンクを検索し、LLM へのコンテキストとして提供します。</w:t>
+        <w:t>LlamaIndex の VectorStoreIndex を中核とする検索エンジン。アップロードされたドキュメントをチャンク化し、埋め込みモデルでベクトル化してインデックスに格納します。ユーザーの質問に対して類似度上位3件のチャンクを検索し、LLM へのコンテキストとして提供します。</w:t>
       </w:r>
     </w:p>
     <w:p>
@@ -2553,7 +2553,7 @@
               <w:rPr>
                 <w:sz w:val="18"/>
               </w:rPr>
-              <w:t>類似度上位5件のチャンクをインデックスから検索</w:t>
+              <w:t>類似度上位3件のチャンクをインデックスから検索</w:t>
             </w:r>
           </w:p>
         </w:tc>

--- a/NB_Tech_Sys/NB_Tech_Sys_Document.docx
+++ b/NB_Tech_Sys/NB_Tech_Sys_Document.docx
@@ -196,7 +196,7 @@
     </w:p>
     <w:p>
       <w:r>
-        <w:t>NB_Tech_Sys は、技術ドキュメント（PDF / DOCX / PPTX / TXT）をアップロードし、ローカル LLM に対して質問応答ができる Retrieval-Augmented Generation (RAG) システムです。</w:t>
+        <w:t>NB_Tech_Sys は、技術ドキュメント（PDF / DOCX / PPTX / TXT / MD）をアップロードし、ローカル LLM に対して質問応答ができる Retrieval-Augmented Generation (RAG) システムです。</w:t>
       </w:r>
     </w:p>
     <w:p>
@@ -233,7 +233,15 @@
         <w:pStyle w:val="ListBullet"/>
       </w:pPr>
       <w:r>
-        <w:t>マルチフォーマット — PDF / Word / PowerPoint / テキストファイルに対応</w:t>
+        <w:t>マルチフォーマット — PDF / Word / PowerPoint / テキスト / Markdown に対応</w:t>
+      </w:r>
+    </w:p>
+    <w:p>
+      <w:pPr>
+        <w:pStyle w:val="ListBullet"/>
+      </w:pPr>
+      <w:r>
+        <w:t>ストリーミング応答 — トークン単位でリアルタイム表示</w:t>
       </w:r>
     </w:p>
     <w:p>
@@ -250,6 +258,22 @@
       </w:pPr>
       <w:r>
         <w:t>ワンクリック操作 — 要約・FAQ・仕様一覧・トラブルシューティングをボタン一つで生成</w:t>
+      </w:r>
+    </w:p>
+    <w:p>
+      <w:pPr>
+        <w:pStyle w:val="ListBullet"/>
+      </w:pPr>
+      <w:r>
+        <w:t>会話の永続化 — チャット履歴を自動保存し再起動後も復元</w:t>
+      </w:r>
+    </w:p>
+    <w:p>
+      <w:pPr>
+        <w:pStyle w:val="ListBullet"/>
+      </w:pPr>
+      <w:r>
+        <w:t>Ollama 自動セットアップ — LLM モデル未インストール時に自動ダウンロード</w:t>
       </w:r>
     </w:p>
     <w:p>
@@ -1181,6 +1205,64 @@
           </w:p>
         </w:tc>
       </w:tr>
+      <w:tr>
+        <w:tc>
+          <w:tcPr>
+            <w:tcW w:type="dxa" w:w="1984"/>
+            <w:shd w:fill="f0f4ff" w:val="clear"/>
+          </w:tcPr>
+          <w:p>
+            <w:r>
+              <w:rPr>
+                <w:sz w:val="18"/>
+              </w:rPr>
+              <w:t>システム情報</w:t>
+            </w:r>
+          </w:p>
+        </w:tc>
+        <w:tc>
+          <w:tcPr>
+            <w:tcW w:type="dxa" w:w="2551"/>
+            <w:shd w:fill="f0f4ff" w:val="clear"/>
+          </w:tcPr>
+          <w:p>
+            <w:r>
+              <w:rPr>
+                <w:sz w:val="18"/>
+              </w:rPr>
+              <w:t>psutil</w:t>
+            </w:r>
+          </w:p>
+        </w:tc>
+        <w:tc>
+          <w:tcPr>
+            <w:tcW w:type="dxa" w:w="1134"/>
+            <w:shd w:fill="f0f4ff" w:val="clear"/>
+          </w:tcPr>
+          <w:p>
+            <w:r>
+              <w:rPr>
+                <w:sz w:val="18"/>
+              </w:rPr>
+              <w:t>&gt;=5.9.0</w:t>
+            </w:r>
+          </w:p>
+        </w:tc>
+        <w:tc>
+          <w:tcPr>
+            <w:tcW w:type="dxa" w:w="3402"/>
+            <w:shd w:fill="f0f4ff" w:val="clear"/>
+          </w:tcPr>
+          <w:p>
+            <w:r>
+              <w:rPr>
+                <w:sz w:val="18"/>
+              </w:rPr>
+              <w:t>CPU 物理コア数を取得しスレッド数を最適化</w:t>
+            </w:r>
+          </w:p>
+        </w:tc>
+      </w:tr>
     </w:tbl>
     <w:p>
       <w:pPr>
@@ -1625,6 +1707,14 @@
         <w:pStyle w:val="ListBullet"/>
       </w:pPr>
       <w:r>
+        <w:t>ストリーミング応答: トークン単位でリアルタイム表示</w:t>
+      </w:r>
+    </w:p>
+    <w:p>
+      <w:pPr>
+        <w:pStyle w:val="ListBullet"/>
+      </w:pPr>
+      <w:r>
         <w:t>メタデータフィルタ: ファイル名ベースで選択ソースのみに絞り込み可能</w:t>
       </w:r>
     </w:p>
@@ -1654,7 +1744,15 @@
         <w:pStyle w:val="ListBullet"/>
       </w:pPr>
       <w:r>
-        <w:t>コンテキストウィンドウ: num_ctx=4096</w:t>
+        <w:t>コンテキストウィンドウ: num_ctx=8192</w:t>
+      </w:r>
+    </w:p>
+    <w:p>
+      <w:pPr>
+        <w:pStyle w:val="ListBullet"/>
+      </w:pPr>
+      <w:r>
+        <w:t>CPU スレッド数: 物理コア数を自動検出して設定</w:t>
       </w:r>
     </w:p>
     <w:p>
@@ -1868,7 +1966,7 @@
               <w:rPr>
                 <w:sz w:val="18"/>
               </w:rPr>
-              <w:t>パッケージインストール</w:t>
+              <w:t>pip アップグレード</w:t>
             </w:r>
           </w:p>
         </w:tc>
@@ -1881,7 +1979,7 @@
               <w:rPr>
                 <w:sz w:val="18"/>
               </w:rPr>
-              <w:t>requirements.txt から全依存ライブラリをインストール</w:t>
+              <w:t>pip 自体を最新版に更新して依存解決エラーを防止</w:t>
             </w:r>
           </w:p>
         </w:tc>
@@ -1911,7 +2009,7 @@
               <w:rPr>
                 <w:sz w:val="18"/>
               </w:rPr>
-              <w:t>埋め込みモデル DL</w:t>
+              <w:t>パッケージインストール</w:t>
             </w:r>
           </w:p>
         </w:tc>
@@ -1925,7 +2023,7 @@
               <w:rPr>
                 <w:sz w:val="18"/>
               </w:rPr>
-              <w:t>multilingual-e5-base（約1GB）を事前ダウンロード</w:t>
+              <w:t>requirements.txt から全依存ライブラリをインストール</w:t>
             </w:r>
           </w:p>
         </w:tc>
@@ -1953,7 +2051,7 @@
               <w:rPr>
                 <w:sz w:val="18"/>
               </w:rPr>
-              <w:t>Ollama 確認</w:t>
+              <w:t>埋め込みモデル DL</w:t>
             </w:r>
           </w:p>
         </w:tc>
@@ -1966,7 +2064,7 @@
               <w:rPr>
                 <w:sz w:val="18"/>
               </w:rPr>
-              <w:t>Ollama のインストール状況を確認、案内を表示</w:t>
+              <w:t>multilingual-e5-base（約1GB）を事前ダウンロード</w:t>
             </w:r>
           </w:p>
         </w:tc>
@@ -1996,6 +2094,48 @@
               <w:rPr>
                 <w:sz w:val="18"/>
               </w:rPr>
+              <w:t>Ollama 確認</w:t>
+            </w:r>
+          </w:p>
+        </w:tc>
+        <w:tc>
+          <w:tcPr>
+            <w:tcW w:type="dxa" w:w="5953"/>
+            <w:shd w:fill="f0f4ff" w:val="clear"/>
+          </w:tcPr>
+          <w:p>
+            <w:r>
+              <w:rPr>
+                <w:sz w:val="18"/>
+              </w:rPr>
+              <w:t>Ollama のインストール状況を確認、案内を表示</w:t>
+            </w:r>
+          </w:p>
+        </w:tc>
+      </w:tr>
+      <w:tr>
+        <w:tc>
+          <w:tcPr>
+            <w:tcW w:type="dxa" w:w="850"/>
+          </w:tcPr>
+          <w:p>
+            <w:r>
+              <w:rPr>
+                <w:sz w:val="18"/>
+              </w:rPr>
+              <w:t>7</w:t>
+            </w:r>
+          </w:p>
+        </w:tc>
+        <w:tc>
+          <w:tcPr>
+            <w:tcW w:type="dxa" w:w="2268"/>
+          </w:tcPr>
+          <w:p>
+            <w:r>
+              <w:rPr>
+                <w:sz w:val="18"/>
+              </w:rPr>
               <w:t>LLM モデル DL</w:t>
             </w:r>
           </w:p>
@@ -2003,7 +2143,6 @@
         <w:tc>
           <w:tcPr>
             <w:tcW w:type="dxa" w:w="5953"/>
-            <w:shd w:fill="f0f4ff" w:val="clear"/>
           </w:tcPr>
           <w:p>
             <w:r>
@@ -2132,7 +2271,7 @@
               <w:rPr>
                 <w:sz w:val="18"/>
               </w:rPr>
-              <w:t>サイドバーから PDF / DOCX / PPTX / TXT をアップロード</w:t>
+              <w:t>サイドバーから PDF / DOCX / PPTX / TXT / MD をアップロード</w:t>
             </w:r>
           </w:p>
         </w:tc>
@@ -2583,7 +2722,7 @@
               <w:rPr>
                 <w:sz w:val="18"/>
               </w:rPr>
-              <w:t>回答生成</w:t>
+              <w:t>回答生成（ストリーミング）</w:t>
             </w:r>
           </w:p>
         </w:tc>
@@ -2597,7 +2736,7 @@
               <w:rPr>
                 <w:sz w:val="18"/>
               </w:rPr>
-              <w:t>Ollama（qwen2.5:3b）が検索結果をコンテキストとして回答を生成</w:t>
+              <w:t>Ollama（qwen2.5:3b）が検索結果をコンテキストとしてトークン単位で回答を生成</w:t>
             </w:r>
           </w:p>
         </w:tc>
@@ -2938,6 +3077,47 @@
           </w:p>
         </w:tc>
       </w:tr>
+      <w:tr>
+        <w:tc>
+          <w:tcPr>
+            <w:tcW w:type="dxa" w:w="1134"/>
+          </w:tcPr>
+          <w:p>
+            <w:r>
+              <w:rPr>
+                <w:sz w:val="18"/>
+              </w:rPr>
+              <w:t>MD</w:t>
+            </w:r>
+          </w:p>
+        </w:tc>
+        <w:tc>
+          <w:tcPr>
+            <w:tcW w:type="dxa" w:w="1701"/>
+          </w:tcPr>
+          <w:p>
+            <w:r>
+              <w:rPr>
+                <w:sz w:val="18"/>
+              </w:rPr>
+              <w:t>標準ライブラリ</w:t>
+            </w:r>
+          </w:p>
+        </w:tc>
+        <w:tc>
+          <w:tcPr>
+            <w:tcW w:type="dxa" w:w="6236"/>
+          </w:tcPr>
+          <w:p>
+            <w:r>
+              <w:rPr>
+                <w:sz w:val="18"/>
+              </w:rPr>
+              <w:t>UTF-8 でファイル全体を読み込み、プレーンテキストとして処理。</w:t>
+            </w:r>
+          </w:p>
+        </w:tc>
+      </w:tr>
     </w:tbl>
     <w:p>
       <w:pPr>
@@ -2965,7 +3145,7 @@
         <w:pStyle w:val="ListBullet"/>
       </w:pPr>
       <w:r>
-        <w:t>ファイルアップロード領域（PDF / DOCX / PPTX / TXT 対応、ドラッグ＆ドロップ可）</w:t>
+        <w:t>ファイルアップロード領域（PDF / DOCX / PPTX / TXT / MD 対応、ドラッグ＆ドロップ可）</w:t>
       </w:r>
     </w:p>
     <w:p>
@@ -3154,7 +3334,7 @@
               <w:rPr>
                 <w:sz w:val="18"/>
               </w:rPr>
-              <w:t>全ドキュメントの要約を200文字程度で生成</w:t>
+              <w:t>全ドキュメントの主要内容を簡潔に要約</w:t>
             </w:r>
           </w:p>
         </w:tc>
@@ -3184,7 +3364,7 @@
               <w:rPr>
                 <w:sz w:val="18"/>
               </w:rPr>
-              <w:t>ドキュメントに基づく想定 Q&amp;A を生成（各回答200文字程度）</w:t>
+              <w:t>ドキュメントに基づく想定 Q&amp;A を生成</w:t>
             </w:r>
           </w:p>
         </w:tc>
@@ -3212,7 +3392,7 @@
               <w:rPr>
                 <w:sz w:val="18"/>
               </w:rPr>
-              <w:t>仕様・スペック情報を200文字程度で箇条書き抽出</w:t>
+              <w:t>仕様・スペック情報を箇条書きで抽出</w:t>
             </w:r>
           </w:p>
         </w:tc>
@@ -3242,7 +3422,7 @@
               <w:rPr>
                 <w:sz w:val="18"/>
               </w:rPr>
-              <w:t>よくあるエラーと対処法を200文字程度で一覧生成</w:t>
+              <w:t>よくあるエラーと対処法を一覧生成</w:t>
             </w:r>
           </w:p>
         </w:tc>
@@ -3366,7 +3546,7 @@
               <w:rPr>
                 <w:sz w:val="18"/>
               </w:rPr>
-              <w:t>PDF / DOCX / PPTX / TXT の4形式に対応</w:t>
+              <w:t>PDF / DOCX / PPTX / TXT / MD の5形式に対応</w:t>
             </w:r>
           </w:p>
         </w:tc>
@@ -3629,6 +3809,122 @@
                 <w:sz w:val="18"/>
               </w:rPr>
               <w:t>温かみのあるベージュ系配色、3パネル構成のモダンな UI</w:t>
+            </w:r>
+          </w:p>
+        </w:tc>
+      </w:tr>
+      <w:tr>
+        <w:tc>
+          <w:tcPr>
+            <w:tcW w:type="dxa" w:w="2268"/>
+          </w:tcPr>
+          <w:p>
+            <w:r>
+              <w:rPr>
+                <w:sz w:val="18"/>
+              </w:rPr>
+              <w:t>ストリーミング応答</w:t>
+            </w:r>
+          </w:p>
+        </w:tc>
+        <w:tc>
+          <w:tcPr>
+            <w:tcW w:type="dxa" w:w="6803"/>
+          </w:tcPr>
+          <w:p>
+            <w:r>
+              <w:rPr>
+                <w:sz w:val="18"/>
+              </w:rPr>
+              <w:t>トークン単位でリアルタイムに回答を表示</w:t>
+            </w:r>
+          </w:p>
+        </w:tc>
+      </w:tr>
+      <w:tr>
+        <w:tc>
+          <w:tcPr>
+            <w:tcW w:type="dxa" w:w="2268"/>
+            <w:shd w:fill="f0f4ff" w:val="clear"/>
+          </w:tcPr>
+          <w:p>
+            <w:r>
+              <w:rPr>
+                <w:sz w:val="18"/>
+              </w:rPr>
+              <w:t>Ollama 自動セットアップ</w:t>
+            </w:r>
+          </w:p>
+        </w:tc>
+        <w:tc>
+          <w:tcPr>
+            <w:tcW w:type="dxa" w:w="6803"/>
+            <w:shd w:fill="f0f4ff" w:val="clear"/>
+          </w:tcPr>
+          <w:p>
+            <w:r>
+              <w:rPr>
+                <w:sz w:val="18"/>
+              </w:rPr>
+              <w:t>LLM モデル未インストール時にプログレス付きで自動ダウンロード</w:t>
+            </w:r>
+          </w:p>
+        </w:tc>
+      </w:tr>
+      <w:tr>
+        <w:tc>
+          <w:tcPr>
+            <w:tcW w:type="dxa" w:w="2268"/>
+          </w:tcPr>
+          <w:p>
+            <w:r>
+              <w:rPr>
+                <w:sz w:val="18"/>
+              </w:rPr>
+              <w:t>CPU 最適化</w:t>
+            </w:r>
+          </w:p>
+        </w:tc>
+        <w:tc>
+          <w:tcPr>
+            <w:tcW w:type="dxa" w:w="6803"/>
+          </w:tcPr>
+          <w:p>
+            <w:r>
+              <w:rPr>
+                <w:sz w:val="18"/>
+              </w:rPr>
+              <w:t>物理コア数を自動検出し Ollama のスレッド数を最適化</w:t>
+            </w:r>
+          </w:p>
+        </w:tc>
+      </w:tr>
+      <w:tr>
+        <w:tc>
+          <w:tcPr>
+            <w:tcW w:type="dxa" w:w="2268"/>
+            <w:shd w:fill="f0f4ff" w:val="clear"/>
+          </w:tcPr>
+          <w:p>
+            <w:r>
+              <w:rPr>
+                <w:sz w:val="18"/>
+              </w:rPr>
+              <w:t>埋め込みモデル変更検知</w:t>
+            </w:r>
+          </w:p>
+        </w:tc>
+        <w:tc>
+          <w:tcPr>
+            <w:tcW w:type="dxa" w:w="6803"/>
+            <w:shd w:fill="f0f4ff" w:val="clear"/>
+          </w:tcPr>
+          <w:p>
+            <w:r>
+              <w:rPr>
+                <w:sz w:val="18"/>
+              </w:rPr>
+              <w:t>モデル変更時に旧インデックスを自動破棄し再構築を促す</w:t>
             </w:r>
           </w:p>
         </w:tc>
@@ -4827,7 +5123,7 @@
         <w:pStyle w:val="ListBullet"/>
       </w:pPr>
       <w:r>
-        <w:t>対応形式: PDF / DOCX / PPTX / TXT</w:t>
+        <w:t>対応形式: PDF / DOCX / PPTX / TXT / MD</w:t>
       </w:r>
     </w:p>
     <w:p>
@@ -4867,7 +5163,7 @@
         <w:pStyle w:val="ListBullet"/>
       </w:pPr>
       <w:r>
-        <w:t>AI がアップロードされたドキュメントの内容に基づいて回答を生成</w:t>
+        <w:t>AI がアップロードされたドキュメントの内容に基づいてストリーミングで回答を生成</w:t>
       </w:r>
     </w:p>
     <w:p>
@@ -4888,7 +5184,7 @@
     </w:p>
     <w:p>
       <w:r>
-        <w:t>右のスタジオパネルにある4つのボタンをクリックすると、ワンクリックで以下の操作が実行され、結果はチャットパネルに表示されます（各200文字程度）:</w:t>
+        <w:t>右のスタジオパネルにある4つのボタンをクリックすると、ワンクリックで以下の操作が実行され、結果はチャットパネルに表示されます:</w:t>
       </w:r>
     </w:p>
     <w:p>
@@ -4896,7 +5192,7 @@
         <w:pStyle w:val="ListBullet"/>
       </w:pPr>
       <w:r>
-        <w:t>要約生成 — 全ドキュメントの内容を200文字程度で要約</w:t>
+        <w:t>要約生成 — 全ドキュメントの主要内容を簡潔に要約</w:t>
       </w:r>
     </w:p>
     <w:p>

--- a/NB_Tech_Sys/NB_Tech_Sys_Document.docx
+++ b/NB_Tech_Sys/NB_Tech_Sys_Document.docx
@@ -1536,7 +1536,7 @@
               <w:rPr>
                 <w:sz w:val="18"/>
               </w:rPr>
-              <w:t>qwen2.5:3b</w:t>
+              <w:t>qwen3.5:4b</w:t>
             </w:r>
           </w:p>
         </w:tc>
@@ -1562,7 +1562,7 @@
               <w:rPr>
                 <w:sz w:val="18"/>
               </w:rPr>
-              <w:t>約5GB</w:t>
+              <w:t>約2.5GB</w:t>
             </w:r>
           </w:p>
         </w:tc>
@@ -1728,7 +1728,7 @@
     </w:p>
     <w:p>
       <w:r>
-        <w:t>Ollama が qwen2.5:3b モデルを実行し、検索結果をコンテキストとして回答を生成します。埋め込みには HuggingFace の multilingual-e5-base を使用し、多言語に対応しています。</w:t>
+        <w:t>Ollama が qwen3.5:4b モデルを実行し、検索結果をコンテキストとして回答を生成します。埋め込みには HuggingFace の multilingual-e5-base を使用し、多言語に対応しています。</w:t>
       </w:r>
     </w:p>
     <w:p>
@@ -2149,7 +2149,7 @@
               <w:rPr>
                 <w:sz w:val="18"/>
               </w:rPr>
-              <w:t>qwen2.5:3b（約5GB）を Ollama 経由でダウンロード</w:t>
+              <w:t>qwen3.5:4b（約2.5GB）を Ollama 経由でダウンロード</w:t>
             </w:r>
           </w:p>
         </w:tc>
@@ -2736,7 +2736,7 @@
               <w:rPr>
                 <w:sz w:val="18"/>
               </w:rPr>
-              <w:t>Ollama（qwen2.5:3b）が検索結果をコンテキストとしてトークン単位で回答を生成</w:t>
+              <w:t>Ollama（qwen3.5:4b）が検索結果をコンテキストとしてトークン単位で回答を生成</w:t>
             </w:r>
           </w:p>
         </w:tc>
@@ -5054,7 +5054,7 @@
         <w:t xml:space="preserve">Step 4: </w:t>
       </w:r>
       <w:r>
-        <w:t>LLM モデル（qwen2.5:3b）のダウンロードが完了すると「セットアップ完了!」と表示されます。</w:t>
+        <w:t>LLM モデル（qwen3.5:4b）のダウンロードが完了すると「セットアップ完了!」と表示されます。</w:t>
       </w:r>
     </w:p>
     <w:p>

--- a/NB_Tech_Sys/NB_Tech_Sys_Document.docx
+++ b/NB_Tech_Sys/NB_Tech_Sys_Document.docx
@@ -1591,7 +1591,7 @@
               <w:rPr>
                 <w:sz w:val="18"/>
               </w:rPr>
-              <w:t>intfloat/multilingual-e5-base</w:t>
+              <w:t>BAAI/bge-m3</w:t>
             </w:r>
           </w:p>
         </w:tc>
@@ -1619,7 +1619,7 @@
               <w:rPr>
                 <w:sz w:val="18"/>
               </w:rPr>
-              <w:t>約1GB</w:t>
+              <w:t>約2GB</w:t>
             </w:r>
           </w:p>
         </w:tc>
@@ -1633,7 +1633,7 @@
               <w:rPr>
                 <w:sz w:val="18"/>
               </w:rPr>
-              <w:t>テキストをベクトルに変換。多言語対応（日本語含む）。HuggingFace からダウンロード。</w:t>
+              <w:t>テキストをベクトルに変換。CJK（中日英）特化、8192トークン対応。HuggingFace からダウンロード。</w:t>
             </w:r>
           </w:p>
         </w:tc>
@@ -1728,7 +1728,7 @@
     </w:p>
     <w:p>
       <w:r>
-        <w:t>Ollama が qwen3.5:4b モデルを実行し、検索結果をコンテキストとして回答を生成します。埋め込みには HuggingFace の multilingual-e5-base を使用し、多言語に対応しています。</w:t>
+        <w:t>Ollama が qwen3.5:4b モデルを実行し、検索結果をコンテキストとして回答を生成します。埋め込みには HuggingFace の BGE-M3 を使用し、CJK（中国語・日本語・英語）に特化した高精度な検索を実現しています。</w:t>
       </w:r>
     </w:p>
     <w:p>
@@ -2064,7 +2064,7 @@
               <w:rPr>
                 <w:sz w:val="18"/>
               </w:rPr>
-              <w:t>multilingual-e5-base（約1GB）を事前ダウンロード</w:t>
+              <w:t>BGE-M3（約2GB）を事前ダウンロード</w:t>
             </w:r>
           </w:p>
         </w:tc>

--- a/NB_Tech_Sys/NB_Tech_Sys_Document.docx
+++ b/NB_Tech_Sys/NB_Tech_Sys_Document.docx
@@ -1536,7 +1536,7 @@
               <w:rPr>
                 <w:sz w:val="18"/>
               </w:rPr>
-              <w:t>qwen3.5:4b</w:t>
+              <w:t>qwen2.5:3b</w:t>
             </w:r>
           </w:p>
         </w:tc>
@@ -1562,7 +1562,7 @@
               <w:rPr>
                 <w:sz w:val="18"/>
               </w:rPr>
-              <w:t>約2.5GB</w:t>
+              <w:t>約2GB</w:t>
             </w:r>
           </w:p>
         </w:tc>
@@ -1728,7 +1728,7 @@
     </w:p>
     <w:p>
       <w:r>
-        <w:t>Ollama が qwen3.5:4b モデルを実行し、検索結果をコンテキストとして回答を生成します。埋め込みには HuggingFace の BGE-M3 を使用し、CJK（中国語・日本語・英語）に特化した高精度な検索を実現しています。</w:t>
+        <w:t>Ollama が qwen2.5:3b モデルを実行し、検索結果をコンテキストとして回答を生成します。埋め込みには HuggingFace の BGE-M3 を使用し、CJK（中国語・日本語・英語）に特化した高精度な検索を実現しています。</w:t>
       </w:r>
     </w:p>
     <w:p>
@@ -2149,7 +2149,7 @@
               <w:rPr>
                 <w:sz w:val="18"/>
               </w:rPr>
-              <w:t>qwen3.5:4b（約2.5GB）を Ollama 経由でダウンロード</w:t>
+              <w:t>qwen2.5:3b（約2GB）を Ollama 経由でダウンロード</w:t>
             </w:r>
           </w:p>
         </w:tc>
@@ -2736,7 +2736,7 @@
               <w:rPr>
                 <w:sz w:val="18"/>
               </w:rPr>
-              <w:t>Ollama（qwen3.5:4b）が検索結果をコンテキストとしてトークン単位で回答を生成</w:t>
+              <w:t>Ollama（qwen2.5:3b）が検索結果をコンテキストとしてトークン単位で回答を生成</w:t>
             </w:r>
           </w:p>
         </w:tc>
@@ -5054,7 +5054,7 @@
         <w:t xml:space="preserve">Step 4: </w:t>
       </w:r>
       <w:r>
-        <w:t>LLM モデル（qwen3.5:4b）のダウンロードが完了すると「セットアップ完了!」と表示されます。</w:t>
+        <w:t>LLM モデル（qwen2.5:3b）のダウンロードが完了すると「セットアップ完了!」と表示されます。</w:t>
       </w:r>
     </w:p>
     <w:p>
